--- a/KẾT QUẢ CHỦ ĐỀ 05.docx
+++ b/KẾT QUẢ CHỦ ĐỀ 05.docx
@@ -8,7 +8,6 @@
         <w:rPr>
           <w:sz w:val="32"/>
           <w:szCs w:val="32"/>
-          <w:lang w:val="vi-VN"/>
         </w:rPr>
       </w:pPr>
       <w:r>
@@ -17,7 +16,7 @@
           <w:szCs w:val="32"/>
           <w:lang w:val="vi-VN"/>
         </w:rPr>
-        <w:t>KẾT QUẢ CHỦ ĐỀ 05</w:t>
+        <w:t xml:space="preserve">KẾT QUẢ </w:t>
       </w:r>
     </w:p>
     <w:p>
@@ -41,6 +40,7 @@
       </w:pPr>
       <w:r>
         <w:rPr>
+          <w:noProof/>
           <w:lang w:val="vi-VN"/>
         </w:rPr>
         <w:drawing>
@@ -101,6 +101,7 @@
       </w:pPr>
       <w:r>
         <w:rPr>
+          <w:noProof/>
           <w:lang w:val="vi-VN"/>
         </w:rPr>
         <w:drawing>
@@ -148,6 +149,7 @@
       </w:pPr>
       <w:r>
         <w:rPr>
+          <w:noProof/>
           <w:lang w:val="vi-VN"/>
         </w:rPr>
         <w:lastRenderedPageBreak/>
@@ -196,6 +198,7 @@
       </w:pPr>
       <w:r>
         <w:rPr>
+          <w:noProof/>
           <w:lang w:val="vi-VN"/>
         </w:rPr>
         <w:drawing>
@@ -269,6 +272,7 @@
       </w:pPr>
       <w:r>
         <w:rPr>
+          <w:noProof/>
           <w:lang w:val="vi-VN"/>
         </w:rPr>
         <w:lastRenderedPageBreak/>

--- a/KẾT QUẢ CHỦ ĐỀ 05.docx
+++ b/KẾT QUẢ CHỦ ĐỀ 05.docx
@@ -17,6 +17,13 @@
           <w:lang w:val="vi-VN"/>
         </w:rPr>
         <w:t xml:space="preserve">KẾT QUẢ </w:t>
+      </w:r>
+      <w:r>
+        <w:rPr>
+          <w:sz w:val="32"/>
+          <w:szCs w:val="32"/>
+        </w:rPr>
+        <w:t xml:space="preserve"> 2 3 4 </w:t>
       </w:r>
     </w:p>
     <w:p>
